--- a/applications/medequip-rwanda/Wasswa_Wilson_Cover_Letter_Medequip_Biomedical_Engineer.docx
+++ b/applications/medequip-rwanda/Wasswa_Wilson_Cover_Letter_Medequip_Biomedical_Engineer.docx
@@ -179,7 +179,7 @@
           <w:color w:val="2F2F2F"/>
           <w:sz w:val="22"/>
         </w:rPr>
-        <w:t>I am applying for the Biomedical Engineer job at Medequip Healthcare Ltd in Kigali. Your team installs equipment, keeps it running, and trains hospital staff across Rwanda and beyond. That is the work I already do on the ground, and I want to do it with Medequip.</w:t>
+        <w:t>I am applying for Medequip's Biomedical Engineer role in Kigali, bringing hospital and regional experience in equipment installation, maintenance, and staff training.</w:t>
       </w:r>
     </w:p>
     <w:p>
@@ -192,7 +192,7 @@
           <w:color w:val="2F2F2F"/>
           <w:sz w:val="22"/>
         </w:rPr>
-        <w:t>I have over 7 years installing, commissioning, maintaining, and training users on hospital equipment. At Norvik Hospital I serviced diagnostic and monitoring systems day to day. At International Hospital Kampala I spent four years as Biomedical Manager - leading equipment installation across the laboratory, theatre, ICU, and radiology departments. That included haematology analysers, chemistry analysers, blood bank machines, CT, X-ray, oxygen plant, and ICU systems, plus preventive maintenance, staff training, and COHSASA accreditation support. I later managed biomedical programmes for the Gould Family Foundation across several facilities.</w:t>
+        <w:t>I have over 7 years installing, commissioning, maintaining, and training users on hospital equipment. At Norvik Hospital I serviced diagnostic and monitoring systems. During four years as Biomedical Manager at International Hospital Kampala, I led laboratory, theatre, ICU, and radiology installations. That included haematology analysers, chemistry analysers, blood bank machines, CT, X-ray, oxygen plant, and ICU systems, plus preventive maintenance, staff training, and COHSASA accreditation support. As Biomedical Programs Manager at Gould Family Foundation (GFF), I led biomedical engineers and technicians across Uganda, Kenya, Tanzania, Burundi, Malawi, Somaliland, and Rwanda.</w:t>
       </w:r>
     </w:p>
     <w:p>
@@ -205,7 +205,7 @@
           <w:color w:val="2F2F2F"/>
           <w:sz w:val="22"/>
         </w:rPr>
-        <w:t>Since March 2025 I have worked on personal contracts: installing and maintaining equipment for hospitals that call me in. That includes lab, theatre, and radiology jobs in Congo, among them the hospital that serves the Kibali Gold Mine. On the lab side I handle haematology analysers, chemistry analysers, and blood bank machines. I have done this kind of field work in Uganda, Congo, Kenya, Tanzania, and Somaliland - travel to site, install or repair, train users, and leave clear service notes.</w:t>
+        <w:t>Since March 2025 I have undertaken personal biomedical contracts in Uganda, Congo, Kenya, Tanzania, and Somaliland, handling installation, maintenance, user training, and service documentation. In Congo, I completed laboratory, theatre, and radiology installations, including at the hospital serving the Kibali Gold Mine. I currently also work as a Data Analyst at FairBanks Medical Centre, using Python and SQL for FCHIP data-quality checks, dashboards, and reporting, and am the Founder and Developer of HOSSPI (https://hosspi.com/), linking hospital workflows, biomedical engineering, and live analytics.</w:t>
       </w:r>
     </w:p>
     <w:p>
@@ -218,7 +218,7 @@
           <w:color w:val="2F2F2F"/>
           <w:sz w:val="22"/>
         </w:rPr>
-        <w:t>I hold a BSc in Biomedical Engineering from Makerere University, but what I bring Medequip is field experience: show up, install or repair, train the team, document the job, and travel when needed. I speak clear English, I am ready to relocate to Kigali, and I am keen to learn your product lines through international training.</w:t>
+        <w:t>I hold a BSc in Biomedical Engineering from Makerere University, speak fluent English, and am ready to relocate to Kigali, travel for assignments, and learn your product lines through international training.</w:t>
       </w:r>
     </w:p>
     <w:p>

--- a/applications/medequip-rwanda/Wasswa_Wilson_Cover_Letter_Medequip_Biomedical_Engineer.docx
+++ b/applications/medequip-rwanda/Wasswa_Wilson_Cover_Letter_Medequip_Biomedical_Engineer.docx
@@ -192,7 +192,7 @@
           <w:color w:val="2F2F2F"/>
           <w:sz w:val="22"/>
         </w:rPr>
-        <w:t>I have over 7 years installing, commissioning, maintaining, and training users on hospital equipment. At Norvik Hospital I serviced diagnostic and monitoring systems. During four years as Biomedical Manager at International Hospital Kampala, I led laboratory, theatre, ICU, and radiology installations. That included haematology analysers, chemistry analysers, blood bank machines, CT, X-ray, oxygen plant, and ICU systems, plus preventive maintenance, staff training, and COHSASA accreditation support. As Biomedical Programs Manager at Gould Family Foundation (GFF), I led biomedical engineers and technicians across Uganda, Kenya, Tanzania, Burundi, Malawi, Somaliland, and Rwanda.</w:t>
+        <w:t>I have over 7 years in equipment installation, commissioning, maintenance, and user training. I serviced diagnostic and monitoring systems at Norvik Hospital. During four years as Biomedical Manager at IHK, I led laboratory, theatre, ICU, radiology, and oxygen plant installations, developed oxygen-demand models, and maintained COHSASA compliance evidence. As Biomedical Programs Manager at Gould Family Foundation (GFF), I led biomedical engineers and technicians across Uganda, Kenya, Tanzania, Burundi, Malawi, Somaliland, and Rwanda. I trained engineering teams and clinical users, including doctors, nurses, and apprentices.</w:t>
       </w:r>
     </w:p>
     <w:p>
@@ -205,7 +205,7 @@
           <w:color w:val="2F2F2F"/>
           <w:sz w:val="22"/>
         </w:rPr>
-        <w:t>Since March 2025 I have undertaken personal biomedical contracts in Uganda, Congo, Kenya, Tanzania, and Somaliland, handling installation, maintenance, user training, and service documentation. In Congo, I completed laboratory, theatre, and radiology installations, including at the hospital serving the Kibali Gold Mine. I currently also work as a Data Analyst at FairBanks Medical Centre, using Python and SQL for FCHIP data-quality checks, dashboards, and reporting, and am the Founder and Developer of HOSSPI (https://hosspi.com/), linking hospital workflows, biomedical engineering, and live analytics.</w:t>
+        <w:t>My independent biomedical contracts since March 2025 cover Uganda, Congo, Kenya, Tanzania, and Somaliland, including laboratory, theatre, and radiology installations at the hospital serving the Kibali Gold Mine. My analytical background includes laboratory research and Python modelling at UVRI. As Founder and Developer of HOSSPI (https://hosspi.com/), I link hospital workflows, biomedical engineering, and live analytics. Separately, at FairBanks Medical Centre, I currently analyse FCHIP data using Python, SQL, data-quality checks, and reporting dashboards.</w:t>
       </w:r>
     </w:p>
     <w:p>

--- a/applications/medequip-rwanda/Wasswa_Wilson_Cover_Letter_Medequip_Biomedical_Engineer.docx
+++ b/applications/medequip-rwanda/Wasswa_Wilson_Cover_Letter_Medequip_Biomedical_Engineer.docx
@@ -179,7 +179,7 @@
           <w:color w:val="2F2F2F"/>
           <w:sz w:val="22"/>
         </w:rPr>
-        <w:t>I am applying for Medequip's Biomedical Engineer role in Kigali, bringing hospital and regional experience in equipment installation, maintenance, and staff training.</w:t>
+        <w:t>I am applying for Medequip's Biomedical Engineer role in Kigali, bringing regional hospital experience in equipment inventory, planning, assessment, technical advisory, maintenance, and training.</w:t>
       </w:r>
     </w:p>
     <w:p>
@@ -192,7 +192,7 @@
           <w:color w:val="2F2F2F"/>
           <w:sz w:val="22"/>
         </w:rPr>
-        <w:t>I have over 7 years in equipment installation, commissioning, maintenance, and user training. I serviced diagnostic and monitoring systems at Norvik Hospital. During four years as Biomedical Manager at IHK, I led laboratory, theatre, ICU, radiology, and oxygen plant installations, developed oxygen-demand models, and maintained COHSASA compliance evidence. As Biomedical Programs Manager at Gould Family Foundation (GFF), I led biomedical engineers and technicians across Uganda, Kenya, Tanzania, Burundi, Malawi, Somaliland, and Rwanda. I trained engineering teams and clinical users, including doctors, nurses, and apprentices.</w:t>
+        <w:t>I have over 7 years in equipment installation, commissioning, maintenance, and user training. At IHK, I upgraded theatre, laboratory, NICU, and oxygen plant, installed a 64-slice CT scanner and digital X-ray system, modelled oxygen demand, and maintained COHSASA evidence. As Biomedical Programs Manager at Gould Family Foundation (GFF), I led biomedical engineers and technicians across Uganda, Kenya, Tanzania, Burundi, Malawi, Somaliland, and Rwanda. I trained engineering teams and clinical users, including doctors, nurses, and apprentices, led the Mama Lucy Kibaki Hospital NICU upgrade in Nairobi, Kenya, and developed standard operating procedures for supported partner equipment.</w:t>
       </w:r>
     </w:p>
     <w:p>
@@ -218,7 +218,7 @@
           <w:color w:val="2F2F2F"/>
           <w:sz w:val="22"/>
         </w:rPr>
-        <w:t>I hold a BSc in Biomedical Engineering from Makerere University, speak fluent English, and am ready to relocate to Kigali, travel for assignments, and learn your product lines through international training.</w:t>
+        <w:t>I hold a BSc in Biomedical Engineering from Makerere University, speak fluent English, and am ready for Kigali relocation, regional travel, and international product training.</w:t>
       </w:r>
     </w:p>
     <w:p>
